--- a/data/essex_needs_assessment.docx
+++ b/data/essex_needs_assessment.docx
@@ -43,8 +43,15 @@
         <w:t>1</w:t>
       </w:r>
       <w:r>
-        <w:t xml:space="preserve"> County-wide averages, however, understate need that concentrates in specific urban communities; tract-level analysis (in progress) is required to locate it precisely.</w:t>
+        <w:t xml:space="preserve"> Beneath the county average, need concentrates sharply: 106 of 211 census tracts exceed the statewide uninsured rate, and the highest-need tract shows 0.0% uninsured with 100.0% of residents below 200% of the federal poverty level.</w:t>
       </w:r>
+      <w:r>
+        <w:rPr>
+          <w:vertAlign w:val="superscript"/>
+        </w:rPr>
+        <w:t>2</w:t>
+      </w:r>
+      <w:r/>
     </w:p>
     <w:p>
       <w:r>
@@ -193,24 +200,6 @@
       </w:r>
     </w:p>
     <w:p>
-      <w:pPr>
-        <w:pStyle w:val="ListBullet"/>
-      </w:pPr>
-      <w:r>
-        <w:rPr>
-          <w:sz w:val="20"/>
-        </w:rPr>
-        <w:t xml:space="preserve">Share below 200% of the federal poverty level, and tract-level detail — </w:t>
-      </w:r>
-      <w:r>
-        <w:rPr>
-          <w:i/>
-          <w:sz w:val="20"/>
-        </w:rPr>
-        <w:t>ACS 5-year via the Needs Atlas pipeline</w:t>
-      </w:r>
-    </w:p>
-    <w:p>
       <w:r>
         <w:rPr>
           <w:b/>
@@ -224,6 +213,14 @@
           <w:sz w:val="17"/>
         </w:rPr>
         <w:t>1. U.S. Census Bureau QuickFacts. Essex County, New Jersey and New Jersey. 2020-2024 American Community Survey 5-Year Estimates and 2025 Population Estimates. Accessed August 29, 2026.</w:t>
+      </w:r>
+    </w:p>
+    <w:p>
+      <w:r>
+        <w:rPr>
+          <w:sz w:val="17"/>
+        </w:rPr>
+        <w:t>2. U.S. Census Bureau, American Community Survey 5-Year Estimates, census-tract tables (C17002, B27001), retrieved via the Needs Atlas data pipeline. Accessed August 29, 2026.</w:t>
       </w:r>
     </w:p>
     <w:sectPr>

--- a/data/essex_needs_assessment.docx
+++ b/data/essex_needs_assessment.docx
@@ -18,7 +18,7 @@
           <w:color w:val="1E6B57"/>
           <w:sz w:val="17"/>
         </w:rPr>
-        <w:t>Demographic figures below are live U.S. Census Bureau values. Health, ALICE, and provider indicators are pending source connection and are listed at the end.</w:t>
+        <w:t>County and statewide figures below are published U.S. Census Bureau values; the census-tract concentration analysis is drawn from ACS 5-year tract tables. ALICE, provider-ratio, chronic-disease, and food-insecurity indicators are pending source connection and are listed at the end — not estimated.</w:t>
       </w:r>
     </w:p>
     <w:p>
@@ -34,7 +34,7 @@
         <w:spacing w:after="200"/>
       </w:pPr>
       <w:r>
-        <w:t>The communities Zufall Health serves within Essex County, New Jersey include urbanized areas with pockets of concentrated poverty and limited access to care. Essex County's median household income is $80,789, below the statewide median of $103,556, and 13.4% of residents live in poverty, above the New Jersey rate of 9.2%.</w:t>
+        <w:t>The communities Zufall Health serves within Essex County, New Jersey include areas of concentrated poverty and constrained access to care. Essex County's median household income is $80,789, below the statewide median of $103,556, and 13.4% of residents live in poverty, above the New Jersey rate of 9.2%.</w:t>
       </w:r>
       <w:r>
         <w:rPr>
@@ -43,7 +43,23 @@
         <w:t>1</w:t>
       </w:r>
       <w:r>
-        <w:t xml:space="preserve"> Beneath the county average, need concentrates sharply: 106 of 211 census tracts exceed the statewide uninsured rate, and the highest-need tract shows 0.0% uninsured with 100.0% of residents below 200% of the federal poverty level.</w:t>
+        <w:t xml:space="preserve"> County averages, however, flatten the neighborhoods where need concentrates — which a census-tract view brings into focus.</w:t>
+      </w:r>
+    </w:p>
+    <w:p>
+      <w:r>
+        <w:rPr>
+          <w:b/>
+        </w:rPr>
+        <w:t>Where the need concentrates: a census-tract view</w:t>
+      </w:r>
+    </w:p>
+    <w:p>
+      <w:pPr>
+        <w:spacing w:after="200"/>
+      </w:pPr>
+      <w:r>
+        <w:t>Essex County contains 211 census tracts. Measured against the seven-county service-area average, 125 of those tracts carry an above-average uninsured rate and 145 carry an above-average share of residents below 200% of the federal poverty level.</w:t>
       </w:r>
       <w:r>
         <w:rPr>
@@ -51,7 +67,9 @@
         </w:rPr>
         <w:t>2</w:t>
       </w:r>
-      <w:r/>
+      <w:r>
+        <w:t xml:space="preserve"> 59% of the county's residents — roughly 503,110 people — live in tracts where at least one in four residents falls below 200% of the federal poverty level. The sharpest need sits in and around Census Tract 70 (GEOID 34013007000): there, 56% of residents are uninsured and 70% live below 200% of the federal poverty level, and 55% of households are limited-English-speaking — a concentration that county-level averages hide entirely. Across the seven counties Zufall serves, Essex carries the highest composite need. This is precisely the sub-county geography a grant application must document, and it is where Zufall's sites and outreach can be targeted for greatest effect.</w:t>
+      </w:r>
     </w:p>
     <w:p>
       <w:r>
@@ -75,7 +93,7 @@
         <w:t>1</w:t>
       </w:r>
       <w:r>
-        <w:t xml:space="preserve"> Provider-supply measures — primary-care and mental-health provider-to-population ratios — are pending (see below) and are expected to reinforce this access gap.</w:t>
+        <w:t xml:space="preserve"> Provider-supply measures — primary-care, dental, and mental-health provider-to-population ratios — are pending source connection (see below) and are expected to reinforce this access gap.</w:t>
       </w:r>
     </w:p>
     <w:p>
@@ -124,6 +142,474 @@
         <w:rPr>
           <w:b/>
         </w:rPr>
+        <w:t>Highest-need census tracts (ACS 5-year)</w:t>
+      </w:r>
+    </w:p>
+    <w:tbl>
+      <w:tblPr>
+        <w:tblStyle w:val="LightGrid-Accent1"/>
+        <w:tblW w:type="auto" w:w="0"/>
+        <w:tblLook w:firstColumn="1" w:firstRow="1" w:lastColumn="0" w:lastRow="0" w:noHBand="0" w:noVBand="1" w:val="04A0"/>
+      </w:tblPr>
+      <w:tblGrid>
+        <w:gridCol w:w="1872"/>
+        <w:gridCol w:w="1872"/>
+        <w:gridCol w:w="1872"/>
+        <w:gridCol w:w="1872"/>
+        <w:gridCol w:w="1872"/>
+      </w:tblGrid>
+      <w:tr>
+        <w:tc>
+          <w:tcPr>
+            <w:tcW w:type="dxa" w:w="1872"/>
+          </w:tcPr>
+          <w:p>
+            <w:r/>
+            <w:r>
+              <w:rPr>
+                <w:b/>
+                <w:sz w:val="18"/>
+              </w:rPr>
+              <w:t>Census tract (GEOID)</w:t>
+            </w:r>
+          </w:p>
+        </w:tc>
+        <w:tc>
+          <w:tcPr>
+            <w:tcW w:type="dxa" w:w="1872"/>
+          </w:tcPr>
+          <w:p>
+            <w:r/>
+            <w:r>
+              <w:rPr>
+                <w:b/>
+                <w:sz w:val="18"/>
+              </w:rPr>
+              <w:t>Uninsured</w:t>
+            </w:r>
+          </w:p>
+        </w:tc>
+        <w:tc>
+          <w:tcPr>
+            <w:tcW w:type="dxa" w:w="1872"/>
+          </w:tcPr>
+          <w:p>
+            <w:r/>
+            <w:r>
+              <w:rPr>
+                <w:b/>
+                <w:sz w:val="18"/>
+              </w:rPr>
+              <w:t>Below 200% FPL</w:t>
+            </w:r>
+          </w:p>
+        </w:tc>
+        <w:tc>
+          <w:tcPr>
+            <w:tcW w:type="dxa" w:w="1872"/>
+          </w:tcPr>
+          <w:p>
+            <w:r/>
+            <w:r>
+              <w:rPr>
+                <w:b/>
+                <w:sz w:val="18"/>
+              </w:rPr>
+              <w:t>Lim.-Eng. HH</w:t>
+            </w:r>
+          </w:p>
+        </w:tc>
+        <w:tc>
+          <w:tcPr>
+            <w:tcW w:type="dxa" w:w="1872"/>
+          </w:tcPr>
+          <w:p>
+            <w:r/>
+            <w:r>
+              <w:rPr>
+                <w:b/>
+                <w:sz w:val="18"/>
+              </w:rPr>
+              <w:t>Need score</w:t>
+            </w:r>
+          </w:p>
+        </w:tc>
+      </w:tr>
+      <w:tr>
+        <w:tc>
+          <w:tcPr>
+            <w:tcW w:type="dxa" w:w="1872"/>
+          </w:tcPr>
+          <w:p>
+            <w:r/>
+            <w:r>
+              <w:rPr>
+                <w:sz w:val="18"/>
+              </w:rPr>
+              <w:t>34013007000</w:t>
+            </w:r>
+          </w:p>
+        </w:tc>
+        <w:tc>
+          <w:tcPr>
+            <w:tcW w:type="dxa" w:w="1872"/>
+          </w:tcPr>
+          <w:p>
+            <w:r/>
+            <w:r>
+              <w:rPr>
+                <w:sz w:val="18"/>
+              </w:rPr>
+              <w:t>56%</w:t>
+            </w:r>
+          </w:p>
+        </w:tc>
+        <w:tc>
+          <w:tcPr>
+            <w:tcW w:type="dxa" w:w="1872"/>
+          </w:tcPr>
+          <w:p>
+            <w:r/>
+            <w:r>
+              <w:rPr>
+                <w:sz w:val="18"/>
+              </w:rPr>
+              <w:t>70%</w:t>
+            </w:r>
+          </w:p>
+        </w:tc>
+        <w:tc>
+          <w:tcPr>
+            <w:tcW w:type="dxa" w:w="1872"/>
+          </w:tcPr>
+          <w:p>
+            <w:r/>
+            <w:r>
+              <w:rPr>
+                <w:sz w:val="18"/>
+              </w:rPr>
+              <w:t>55%</w:t>
+            </w:r>
+          </w:p>
+        </w:tc>
+        <w:tc>
+          <w:tcPr>
+            <w:tcW w:type="dxa" w:w="1872"/>
+          </w:tcPr>
+          <w:p>
+            <w:r/>
+            <w:r>
+              <w:rPr>
+                <w:sz w:val="18"/>
+              </w:rPr>
+              <w:t>51</w:t>
+            </w:r>
+          </w:p>
+        </w:tc>
+      </w:tr>
+      <w:tr>
+        <w:tc>
+          <w:tcPr>
+            <w:tcW w:type="dxa" w:w="1872"/>
+          </w:tcPr>
+          <w:p>
+            <w:r/>
+            <w:r>
+              <w:rPr>
+                <w:sz w:val="18"/>
+              </w:rPr>
+              <w:t>34013007800</w:t>
+            </w:r>
+          </w:p>
+        </w:tc>
+        <w:tc>
+          <w:tcPr>
+            <w:tcW w:type="dxa" w:w="1872"/>
+          </w:tcPr>
+          <w:p>
+            <w:r/>
+            <w:r>
+              <w:rPr>
+                <w:sz w:val="18"/>
+              </w:rPr>
+              <w:t>57%</w:t>
+            </w:r>
+          </w:p>
+        </w:tc>
+        <w:tc>
+          <w:tcPr>
+            <w:tcW w:type="dxa" w:w="1872"/>
+          </w:tcPr>
+          <w:p>
+            <w:r/>
+            <w:r>
+              <w:rPr>
+                <w:sz w:val="18"/>
+              </w:rPr>
+              <w:t>44%</w:t>
+            </w:r>
+          </w:p>
+        </w:tc>
+        <w:tc>
+          <w:tcPr>
+            <w:tcW w:type="dxa" w:w="1872"/>
+          </w:tcPr>
+          <w:p>
+            <w:r/>
+            <w:r>
+              <w:rPr>
+                <w:sz w:val="18"/>
+              </w:rPr>
+              <w:t>50%</w:t>
+            </w:r>
+          </w:p>
+        </w:tc>
+        <w:tc>
+          <w:tcPr>
+            <w:tcW w:type="dxa" w:w="1872"/>
+          </w:tcPr>
+          <w:p>
+            <w:r/>
+            <w:r>
+              <w:rPr>
+                <w:sz w:val="18"/>
+              </w:rPr>
+              <w:t>46</w:t>
+            </w:r>
+          </w:p>
+        </w:tc>
+      </w:tr>
+      <w:tr>
+        <w:tc>
+          <w:tcPr>
+            <w:tcW w:type="dxa" w:w="1872"/>
+          </w:tcPr>
+          <w:p>
+            <w:r/>
+            <w:r>
+              <w:rPr>
+                <w:sz w:val="18"/>
+              </w:rPr>
+              <w:t>34013007600</w:t>
+            </w:r>
+          </w:p>
+        </w:tc>
+        <w:tc>
+          <w:tcPr>
+            <w:tcW w:type="dxa" w:w="1872"/>
+          </w:tcPr>
+          <w:p>
+            <w:r/>
+            <w:r>
+              <w:rPr>
+                <w:sz w:val="18"/>
+              </w:rPr>
+              <w:t>49%</w:t>
+            </w:r>
+          </w:p>
+        </w:tc>
+        <w:tc>
+          <w:tcPr>
+            <w:tcW w:type="dxa" w:w="1872"/>
+          </w:tcPr>
+          <w:p>
+            <w:r/>
+            <w:r>
+              <w:rPr>
+                <w:sz w:val="18"/>
+              </w:rPr>
+              <w:t>54%</w:t>
+            </w:r>
+          </w:p>
+        </w:tc>
+        <w:tc>
+          <w:tcPr>
+            <w:tcW w:type="dxa" w:w="1872"/>
+          </w:tcPr>
+          <w:p>
+            <w:r/>
+            <w:r>
+              <w:rPr>
+                <w:sz w:val="18"/>
+              </w:rPr>
+              <w:t>53%</w:t>
+            </w:r>
+          </w:p>
+        </w:tc>
+        <w:tc>
+          <w:tcPr>
+            <w:tcW w:type="dxa" w:w="1872"/>
+          </w:tcPr>
+          <w:p>
+            <w:r/>
+            <w:r>
+              <w:rPr>
+                <w:sz w:val="18"/>
+              </w:rPr>
+              <w:t>46</w:t>
+            </w:r>
+          </w:p>
+        </w:tc>
+      </w:tr>
+      <w:tr>
+        <w:tc>
+          <w:tcPr>
+            <w:tcW w:type="dxa" w:w="1872"/>
+          </w:tcPr>
+          <w:p>
+            <w:r/>
+            <w:r>
+              <w:rPr>
+                <w:sz w:val="18"/>
+              </w:rPr>
+              <w:t>34013007501</w:t>
+            </w:r>
+          </w:p>
+        </w:tc>
+        <w:tc>
+          <w:tcPr>
+            <w:tcW w:type="dxa" w:w="1872"/>
+          </w:tcPr>
+          <w:p>
+            <w:r/>
+            <w:r>
+              <w:rPr>
+                <w:sz w:val="18"/>
+              </w:rPr>
+              <w:t>41%</w:t>
+            </w:r>
+          </w:p>
+        </w:tc>
+        <w:tc>
+          <w:tcPr>
+            <w:tcW w:type="dxa" w:w="1872"/>
+          </w:tcPr>
+          <w:p>
+            <w:r/>
+            <w:r>
+              <w:rPr>
+                <w:sz w:val="18"/>
+              </w:rPr>
+              <w:t>64%</w:t>
+            </w:r>
+          </w:p>
+        </w:tc>
+        <w:tc>
+          <w:tcPr>
+            <w:tcW w:type="dxa" w:w="1872"/>
+          </w:tcPr>
+          <w:p>
+            <w:r/>
+            <w:r>
+              <w:rPr>
+                <w:sz w:val="18"/>
+              </w:rPr>
+              <w:t>42%</w:t>
+            </w:r>
+          </w:p>
+        </w:tc>
+        <w:tc>
+          <w:tcPr>
+            <w:tcW w:type="dxa" w:w="1872"/>
+          </w:tcPr>
+          <w:p>
+            <w:r/>
+            <w:r>
+              <w:rPr>
+                <w:sz w:val="18"/>
+              </w:rPr>
+              <w:t>43</w:t>
+            </w:r>
+          </w:p>
+        </w:tc>
+      </w:tr>
+      <w:tr>
+        <w:tc>
+          <w:tcPr>
+            <w:tcW w:type="dxa" w:w="1872"/>
+          </w:tcPr>
+          <w:p>
+            <w:r/>
+            <w:r>
+              <w:rPr>
+                <w:sz w:val="18"/>
+              </w:rPr>
+              <w:t>34013006900</w:t>
+            </w:r>
+          </w:p>
+        </w:tc>
+        <w:tc>
+          <w:tcPr>
+            <w:tcW w:type="dxa" w:w="1872"/>
+          </w:tcPr>
+          <w:p>
+            <w:r/>
+            <w:r>
+              <w:rPr>
+                <w:sz w:val="18"/>
+              </w:rPr>
+              <w:t>45%</w:t>
+            </w:r>
+          </w:p>
+        </w:tc>
+        <w:tc>
+          <w:tcPr>
+            <w:tcW w:type="dxa" w:w="1872"/>
+          </w:tcPr>
+          <w:p>
+            <w:r/>
+            <w:r>
+              <w:rPr>
+                <w:sz w:val="18"/>
+              </w:rPr>
+              <w:t>41%</w:t>
+            </w:r>
+          </w:p>
+        </w:tc>
+        <w:tc>
+          <w:tcPr>
+            <w:tcW w:type="dxa" w:w="1872"/>
+          </w:tcPr>
+          <w:p>
+            <w:r/>
+            <w:r>
+              <w:rPr>
+                <w:sz w:val="18"/>
+              </w:rPr>
+              <w:t>50%</w:t>
+            </w:r>
+          </w:p>
+        </w:tc>
+        <w:tc>
+          <w:tcPr>
+            <w:tcW w:type="dxa" w:w="1872"/>
+          </w:tcPr>
+          <w:p>
+            <w:r/>
+            <w:r>
+              <w:rPr>
+                <w:sz w:val="18"/>
+              </w:rPr>
+              <w:t>43</w:t>
+            </w:r>
+          </w:p>
+        </w:tc>
+      </w:tr>
+    </w:tbl>
+    <w:p>
+      <w:r>
+        <w:rPr>
+          <w:i/>
+          <w:sz w:val="16"/>
+        </w:rPr>
+        <w:t>Group-quarters tracts (e.g., dormitories or institutional populations) are excluded so the ranking reflects residential neighborhoods.</w:t>
+      </w:r>
+    </w:p>
+    <w:p>
+      <w:r>
+        <w:rPr>
+          <w:b/>
+        </w:rPr>
         <w:t>Indicators pending source connection</w:t>
       </w:r>
     </w:p>
@@ -135,7 +621,7 @@
         <w:rPr>
           <w:sz w:val="20"/>
         </w:rPr>
-        <w:t xml:space="preserve">ALICE (Asset Limited, Income Constrained, Employed) household rate — </w:t>
+        <w:t xml:space="preserve">ALICE (Asset Limited, Income Constrained, Employed) household rate, county and municipal — </w:t>
       </w:r>
       <w:r>
         <w:rPr>
@@ -153,7 +639,7 @@
         <w:rPr>
           <w:sz w:val="20"/>
         </w:rPr>
-        <w:t xml:space="preserve">Chronic disease prevalence, prenatal care, and infant mortality (incl. racial disparity) — </w:t>
+        <w:t xml:space="preserve">Chronic-disease prevalence, prenatal care, and infant mortality (including racial disparity) — </w:t>
       </w:r>
       <w:r>
         <w:rPr>
@@ -171,7 +657,7 @@
         <w:rPr>
           <w:sz w:val="20"/>
         </w:rPr>
-        <w:t xml:space="preserve">Primary-care and mental-health provider-to-population ratios; severe housing problems — </w:t>
+        <w:t xml:space="preserve">Primary-care, dental, and mental-health provider-to-population ratios; severe housing problems — </w:t>
       </w:r>
       <w:r>
         <w:rPr>
@@ -189,7 +675,7 @@
         <w:rPr>
           <w:sz w:val="20"/>
         </w:rPr>
-        <w:t xml:space="preserve">Food insecurity rate — </w:t>
+        <w:t xml:space="preserve">Food-insecurity rate and SNAP participation — </w:t>
       </w:r>
       <w:r>
         <w:rPr>
@@ -220,7 +706,7 @@
         <w:rPr>
           <w:sz w:val="17"/>
         </w:rPr>
-        <w:t>2. U.S. Census Bureau, American Community Survey 5-Year Estimates, census-tract tables (C17002, B27001), retrieved via the Needs Atlas data pipeline. Accessed August 29, 2026.</w:t>
+        <w:t>2. U.S. Census Bureau, American Community Survey 2020-2024 5-Year Estimates, census-tract tables B27001 (health insurance), C17002 (ratio of income to poverty), B17001 (poverty), C16002 (household language), retrieved via the Needs Atlas data pipeline and aggregated to the tract level. Accessed August 29, 2026.</w:t>
       </w:r>
     </w:p>
     <w:sectPr>

--- a/data/essex_needs_assessment.docx
+++ b/data/essex_needs_assessment.docx
@@ -698,7 +698,7 @@
         <w:rPr>
           <w:sz w:val="17"/>
         </w:rPr>
-        <w:t>1. U.S. Census Bureau QuickFacts. Essex County, New Jersey and New Jersey. 2020-2024 American Community Survey 5-Year Estimates and 2025 Population Estimates. Accessed August 29, 2026.</w:t>
+        <w:t>1. U.S. Census Bureau QuickFacts. Essex County, New Jersey and New Jersey. 2020-2024 American Community Survey 5-Year Estimates and 2025 Population Estimates. Accessed August 30, 2026.</w:t>
       </w:r>
     </w:p>
     <w:p>
@@ -706,7 +706,7 @@
         <w:rPr>
           <w:sz w:val="17"/>
         </w:rPr>
-        <w:t>2. U.S. Census Bureau, American Community Survey 2020-2024 5-Year Estimates, census-tract tables B27001 (health insurance), C17002 (ratio of income to poverty), B17001 (poverty), C16002 (household language), retrieved via the Needs Atlas data pipeline and aggregated to the tract level. Accessed August 29, 2026.</w:t>
+        <w:t>2. U.S. Census Bureau, American Community Survey 2020-2024 5-Year Estimates, census-tract tables B27001 (health insurance), C17002 (ratio of income to poverty), B17001 (poverty), C16002 (household language), retrieved via the Needs Atlas data pipeline and aggregated to the tract level. Accessed August 30, 2026.</w:t>
       </w:r>
     </w:p>
     <w:sectPr>

--- a/data/essex_needs_assessment.docx
+++ b/data/essex_needs_assessment.docx
@@ -18,7 +18,7 @@
           <w:color w:val="1E6B57"/>
           <w:sz w:val="17"/>
         </w:rPr>
-        <w:t>County and statewide figures below are published U.S. Census Bureau values; the census-tract concentration analysis is drawn from ACS 5-year tract tables. ALICE, provider-ratio, chronic-disease, and food-insecurity indicators are pending source connection and are listed at the end — not estimated.</w:t>
+        <w:t>County and statewide figures below are published U.S. Census Bureau values; the census-tract concentration analysis is drawn from ACS 5-year tract tables; the food-insecurity figure is from Feeding America's Map the Meal Gap. ALICE, provider-ratio, and chronic-disease indicators are pending source connection and are listed at the end — not estimated.</w:t>
       </w:r>
     </w:p>
     <w:p>
@@ -94,6 +94,31 @@
       </w:r>
       <w:r>
         <w:t xml:space="preserve"> Provider-supply measures — primary-care, dental, and mental-health provider-to-population ratios — are pending source connection (see below) and are expected to reinforce this access gap.</w:t>
+      </w:r>
+    </w:p>
+    <w:p>
+      <w:r>
+        <w:rPr>
+          <w:b/>
+        </w:rPr>
+        <w:t>Food insecurity</w:t>
+      </w:r>
+    </w:p>
+    <w:p>
+      <w:pPr>
+        <w:spacing w:after="200"/>
+      </w:pPr>
+      <w:r>
+        <w:t>An estimated 15.3% of Essex County residents — about 132,460 people — live in food-insecure households, and 21.6% of the county's children face food insecurity.</w:t>
+      </w:r>
+      <w:r>
+        <w:rPr>
+          <w:vertAlign w:val="superscript"/>
+        </w:rPr>
+        <w:t>3</w:t>
+      </w:r>
+      <w:r>
+        <w:t xml:space="preserve"> Food insecurity compounds the barriers documented here: it tracks closely with low income and uninsurance and drives demand for the wraparound support Zufall's sites provide.</w:t>
       </w:r>
     </w:p>
     <w:p>
@@ -668,24 +693,6 @@
       </w:r>
     </w:p>
     <w:p>
-      <w:pPr>
-        <w:pStyle w:val="ListBullet"/>
-      </w:pPr>
-      <w:r>
-        <w:rPr>
-          <w:sz w:val="20"/>
-        </w:rPr>
-        <w:t xml:space="preserve">Food-insecurity rate and SNAP participation — </w:t>
-      </w:r>
-      <w:r>
-        <w:rPr>
-          <w:i/>
-          <w:sz w:val="20"/>
-        </w:rPr>
-        <w:t>Feeding America — Map the Meal Gap</w:t>
-      </w:r>
-    </w:p>
-    <w:p>
       <w:r>
         <w:rPr>
           <w:b/>
@@ -706,7 +713,15 @@
         <w:rPr>
           <w:sz w:val="17"/>
         </w:rPr>
-        <w:t>2. U.S. Census Bureau, American Community Survey 2020-2024 5-Year Estimates, census-tract tables B27001 (health insurance), C17002 (ratio of income to poverty), B17001 (poverty), C16002 (household language), retrieved via the Needs Atlas data pipeline and aggregated to the tract level. Accessed August 30, 2026.</w:t>
+        <w:t>2. U.S. Census Bureau, American Community Survey 2020-2024 5-Year Estimates, census-tract tables B27001 (health insurance), C17002 (ratio of income to poverty), B17001 (poverty), C16002 (household language), B22003 (SNAP receipt), retrieved via the Needs Atlas data pipeline and aggregated to the tract level. Accessed August 30, 2026.</w:t>
+      </w:r>
+    </w:p>
+    <w:p>
+      <w:r>
+        <w:rPr>
+          <w:sz w:val="17"/>
+        </w:rPr>
+        <w:t>3. Feeding America. Map the Meal Gap — 2024 county food-insecurity estimates. Retrieved from map.feedingamerica.org. Accessed August 30, 2026.</w:t>
       </w:r>
     </w:p>
     <w:sectPr>

--- a/data/essex_needs_assessment.docx
+++ b/data/essex_needs_assessment.docx
@@ -327,7 +327,151 @@
               <w:rPr>
                 <w:sz w:val="18"/>
               </w:rPr>
-              <w:t>51</w:t>
+              <w:t>44</w:t>
+            </w:r>
+          </w:p>
+        </w:tc>
+      </w:tr>
+      <w:tr>
+        <w:tc>
+          <w:tcPr>
+            <w:tcW w:type="dxa" w:w="1872"/>
+          </w:tcPr>
+          <w:p>
+            <w:r/>
+            <w:r>
+              <w:rPr>
+                <w:sz w:val="18"/>
+              </w:rPr>
+              <w:t>34013007501</w:t>
+            </w:r>
+          </w:p>
+        </w:tc>
+        <w:tc>
+          <w:tcPr>
+            <w:tcW w:type="dxa" w:w="1872"/>
+          </w:tcPr>
+          <w:p>
+            <w:r/>
+            <w:r>
+              <w:rPr>
+                <w:sz w:val="18"/>
+              </w:rPr>
+              <w:t>41%</w:t>
+            </w:r>
+          </w:p>
+        </w:tc>
+        <w:tc>
+          <w:tcPr>
+            <w:tcW w:type="dxa" w:w="1872"/>
+          </w:tcPr>
+          <w:p>
+            <w:r/>
+            <w:r>
+              <w:rPr>
+                <w:sz w:val="18"/>
+              </w:rPr>
+              <w:t>64%</w:t>
+            </w:r>
+          </w:p>
+        </w:tc>
+        <w:tc>
+          <w:tcPr>
+            <w:tcW w:type="dxa" w:w="1872"/>
+          </w:tcPr>
+          <w:p>
+            <w:r/>
+            <w:r>
+              <w:rPr>
+                <w:sz w:val="18"/>
+              </w:rPr>
+              <w:t>42%</w:t>
+            </w:r>
+          </w:p>
+        </w:tc>
+        <w:tc>
+          <w:tcPr>
+            <w:tcW w:type="dxa" w:w="1872"/>
+          </w:tcPr>
+          <w:p>
+            <w:r/>
+            <w:r>
+              <w:rPr>
+                <w:sz w:val="18"/>
+              </w:rPr>
+              <w:t>41</w:t>
+            </w:r>
+          </w:p>
+        </w:tc>
+      </w:tr>
+      <w:tr>
+        <w:tc>
+          <w:tcPr>
+            <w:tcW w:type="dxa" w:w="1872"/>
+          </w:tcPr>
+          <w:p>
+            <w:r/>
+            <w:r>
+              <w:rPr>
+                <w:sz w:val="18"/>
+              </w:rPr>
+              <w:t>34013007600</w:t>
+            </w:r>
+          </w:p>
+        </w:tc>
+        <w:tc>
+          <w:tcPr>
+            <w:tcW w:type="dxa" w:w="1872"/>
+          </w:tcPr>
+          <w:p>
+            <w:r/>
+            <w:r>
+              <w:rPr>
+                <w:sz w:val="18"/>
+              </w:rPr>
+              <w:t>49%</w:t>
+            </w:r>
+          </w:p>
+        </w:tc>
+        <w:tc>
+          <w:tcPr>
+            <w:tcW w:type="dxa" w:w="1872"/>
+          </w:tcPr>
+          <w:p>
+            <w:r/>
+            <w:r>
+              <w:rPr>
+                <w:sz w:val="18"/>
+              </w:rPr>
+              <w:t>54%</w:t>
+            </w:r>
+          </w:p>
+        </w:tc>
+        <w:tc>
+          <w:tcPr>
+            <w:tcW w:type="dxa" w:w="1872"/>
+          </w:tcPr>
+          <w:p>
+            <w:r/>
+            <w:r>
+              <w:rPr>
+                <w:sz w:val="18"/>
+              </w:rPr>
+              <w:t>53%</w:t>
+            </w:r>
+          </w:p>
+        </w:tc>
+        <w:tc>
+          <w:tcPr>
+            <w:tcW w:type="dxa" w:w="1872"/>
+          </w:tcPr>
+          <w:p>
+            <w:r/>
+            <w:r>
+              <w:rPr>
+                <w:sz w:val="18"/>
+              </w:rPr>
+              <w:t>39</w:t>
             </w:r>
           </w:p>
         </w:tc>
@@ -399,7 +543,7 @@
               <w:rPr>
                 <w:sz w:val="18"/>
               </w:rPr>
-              <w:t>46</w:t>
+              <w:t>39</w:t>
             </w:r>
           </w:p>
         </w:tc>
@@ -415,7 +559,7 @@
               <w:rPr>
                 <w:sz w:val="18"/>
               </w:rPr>
-              <w:t>34013007600</w:t>
+              <w:t>34013005400</w:t>
             </w:r>
           </w:p>
         </w:tc>
@@ -429,7 +573,7 @@
               <w:rPr>
                 <w:sz w:val="18"/>
               </w:rPr>
-              <w:t>49%</w:t>
+              <w:t>6%</w:t>
             </w:r>
           </w:p>
         </w:tc>
@@ -443,7 +587,7 @@
               <w:rPr>
                 <w:sz w:val="18"/>
               </w:rPr>
-              <w:t>54%</w:t>
+              <w:t>83%</w:t>
             </w:r>
           </w:p>
         </w:tc>
@@ -457,7 +601,7 @@
               <w:rPr>
                 <w:sz w:val="18"/>
               </w:rPr>
-              <w:t>53%</w:t>
+              <w:t>2%</w:t>
             </w:r>
           </w:p>
         </w:tc>
@@ -471,151 +615,7 @@
               <w:rPr>
                 <w:sz w:val="18"/>
               </w:rPr>
-              <w:t>46</w:t>
-            </w:r>
-          </w:p>
-        </w:tc>
-      </w:tr>
-      <w:tr>
-        <w:tc>
-          <w:tcPr>
-            <w:tcW w:type="dxa" w:w="1872"/>
-          </w:tcPr>
-          <w:p>
-            <w:r/>
-            <w:r>
-              <w:rPr>
-                <w:sz w:val="18"/>
-              </w:rPr>
-              <w:t>34013007501</w:t>
-            </w:r>
-          </w:p>
-        </w:tc>
-        <w:tc>
-          <w:tcPr>
-            <w:tcW w:type="dxa" w:w="1872"/>
-          </w:tcPr>
-          <w:p>
-            <w:r/>
-            <w:r>
-              <w:rPr>
-                <w:sz w:val="18"/>
-              </w:rPr>
-              <w:t>41%</w:t>
-            </w:r>
-          </w:p>
-        </w:tc>
-        <w:tc>
-          <w:tcPr>
-            <w:tcW w:type="dxa" w:w="1872"/>
-          </w:tcPr>
-          <w:p>
-            <w:r/>
-            <w:r>
-              <w:rPr>
-                <w:sz w:val="18"/>
-              </w:rPr>
-              <w:t>64%</w:t>
-            </w:r>
-          </w:p>
-        </w:tc>
-        <w:tc>
-          <w:tcPr>
-            <w:tcW w:type="dxa" w:w="1872"/>
-          </w:tcPr>
-          <w:p>
-            <w:r/>
-            <w:r>
-              <w:rPr>
-                <w:sz w:val="18"/>
-              </w:rPr>
-              <w:t>42%</w:t>
-            </w:r>
-          </w:p>
-        </w:tc>
-        <w:tc>
-          <w:tcPr>
-            <w:tcW w:type="dxa" w:w="1872"/>
-          </w:tcPr>
-          <w:p>
-            <w:r/>
-            <w:r>
-              <w:rPr>
-                <w:sz w:val="18"/>
-              </w:rPr>
-              <w:t>43</w:t>
-            </w:r>
-          </w:p>
-        </w:tc>
-      </w:tr>
-      <w:tr>
-        <w:tc>
-          <w:tcPr>
-            <w:tcW w:type="dxa" w:w="1872"/>
-          </w:tcPr>
-          <w:p>
-            <w:r/>
-            <w:r>
-              <w:rPr>
-                <w:sz w:val="18"/>
-              </w:rPr>
-              <w:t>34013006900</w:t>
-            </w:r>
-          </w:p>
-        </w:tc>
-        <w:tc>
-          <w:tcPr>
-            <w:tcW w:type="dxa" w:w="1872"/>
-          </w:tcPr>
-          <w:p>
-            <w:r/>
-            <w:r>
-              <w:rPr>
-                <w:sz w:val="18"/>
-              </w:rPr>
-              <w:t>45%</w:t>
-            </w:r>
-          </w:p>
-        </w:tc>
-        <w:tc>
-          <w:tcPr>
-            <w:tcW w:type="dxa" w:w="1872"/>
-          </w:tcPr>
-          <w:p>
-            <w:r/>
-            <w:r>
-              <w:rPr>
-                <w:sz w:val="18"/>
-              </w:rPr>
-              <w:t>41%</w:t>
-            </w:r>
-          </w:p>
-        </w:tc>
-        <w:tc>
-          <w:tcPr>
-            <w:tcW w:type="dxa" w:w="1872"/>
-          </w:tcPr>
-          <w:p>
-            <w:r/>
-            <w:r>
-              <w:rPr>
-                <w:sz w:val="18"/>
-              </w:rPr>
-              <w:t>50%</w:t>
-            </w:r>
-          </w:p>
-        </w:tc>
-        <w:tc>
-          <w:tcPr>
-            <w:tcW w:type="dxa" w:w="1872"/>
-          </w:tcPr>
-          <w:p>
-            <w:r/>
-            <w:r>
-              <w:rPr>
-                <w:sz w:val="18"/>
-              </w:rPr>
-              <w:t>43</w:t>
+              <w:t>38</w:t>
             </w:r>
           </w:p>
         </w:tc>

--- a/data/essex_needs_assessment.docx
+++ b/data/essex_needs_assessment.docx
@@ -18,7 +18,7 @@
           <w:color w:val="1E6B57"/>
           <w:sz w:val="17"/>
         </w:rPr>
-        <w:t>County and statewide figures below are published U.S. Census Bureau values; the census-tract concentration analysis is drawn from ACS 5-year tract tables; the food-insecurity figure is from Feeding America's Map the Meal Gap. ALICE, provider-ratio, and chronic-disease indicators are pending source connection and are listed at the end — not estimated.</w:t>
+        <w:t>County and statewide figures below are published U.S. Census Bureau values; the census-tract concentration analysis is drawn from ACS 5-year tract tables; the food-insecurity figure is from Feeding America's Map the Meal Gap; chronic-disease and community-health figures are from the CDC's PLACES project. ALICE and provider-ratio indicators are pending source connection and are listed at the end — not estimated.</w:t>
       </w:r>
     </w:p>
     <w:p>
@@ -101,6 +101,31 @@
         <w:rPr>
           <w:b/>
         </w:rPr>
+        <w:t>Chronic disease and community health burden</w:t>
+      </w:r>
+    </w:p>
+    <w:p>
+      <w:pPr>
+        <w:spacing w:after="200"/>
+      </w:pPr>
+      <w:r>
+        <w:t>Model-based CDC estimates put adult diabetes in Essex County at 12% (New Jersey: 10.9%), obesity at 29.6% (NJ: 28.9%), and high blood pressure at 31.7% (NJ: 32.9%).</w:t>
+      </w:r>
+      <w:r>
+        <w:rPr>
+          <w:vertAlign w:val="superscript"/>
+        </w:rPr>
+        <w:t>3</w:t>
+      </w:r>
+      <w:r>
+        <w:t xml:space="preserve"> Essex exceeds the statewide rate on 6 of the eleven tracked chronic conditions, including diabetes, obesity, and stroke. 20.1% of adults report fair or poor overall health (NJ: 17.1%) and 16% report frequent mental distress (NJ: 14.7%). On health-related social needs, 10.6% of adults report a lack of reliable transportation and 18.2% report housing insecurity (NJ: 7.4% and 12.3%). These conditions define the day-to-day clinical demand a community health center must meet — and, paired with the coverage and language barriers documented above, the case for sustained primary, dental, and behavioral-health capacity.</w:t>
+      </w:r>
+    </w:p>
+    <w:p>
+      <w:r>
+        <w:rPr>
+          <w:b/>
+        </w:rPr>
         <w:t>Food insecurity</w:t>
       </w:r>
     </w:p>
@@ -115,7 +140,7 @@
         <w:rPr>
           <w:vertAlign w:val="superscript"/>
         </w:rPr>
-        <w:t>3</w:t>
+        <w:t>4</w:t>
       </w:r>
       <w:r>
         <w:t xml:space="preserve"> Food insecurity compounds the barriers documented here: it tracks closely with low income and uninsurance and drives demand for the wraparound support Zufall's sites provide.</w:t>
@@ -327,7 +352,151 @@
               <w:rPr>
                 <w:sz w:val="18"/>
               </w:rPr>
-              <w:t>44</w:t>
+              <w:t>51</w:t>
+            </w:r>
+          </w:p>
+        </w:tc>
+      </w:tr>
+      <w:tr>
+        <w:tc>
+          <w:tcPr>
+            <w:tcW w:type="dxa" w:w="1872"/>
+          </w:tcPr>
+          <w:p>
+            <w:r/>
+            <w:r>
+              <w:rPr>
+                <w:sz w:val="18"/>
+              </w:rPr>
+              <w:t>34013007800</w:t>
+            </w:r>
+          </w:p>
+        </w:tc>
+        <w:tc>
+          <w:tcPr>
+            <w:tcW w:type="dxa" w:w="1872"/>
+          </w:tcPr>
+          <w:p>
+            <w:r/>
+            <w:r>
+              <w:rPr>
+                <w:sz w:val="18"/>
+              </w:rPr>
+              <w:t>57%</w:t>
+            </w:r>
+          </w:p>
+        </w:tc>
+        <w:tc>
+          <w:tcPr>
+            <w:tcW w:type="dxa" w:w="1872"/>
+          </w:tcPr>
+          <w:p>
+            <w:r/>
+            <w:r>
+              <w:rPr>
+                <w:sz w:val="18"/>
+              </w:rPr>
+              <w:t>44%</w:t>
+            </w:r>
+          </w:p>
+        </w:tc>
+        <w:tc>
+          <w:tcPr>
+            <w:tcW w:type="dxa" w:w="1872"/>
+          </w:tcPr>
+          <w:p>
+            <w:r/>
+            <w:r>
+              <w:rPr>
+                <w:sz w:val="18"/>
+              </w:rPr>
+              <w:t>50%</w:t>
+            </w:r>
+          </w:p>
+        </w:tc>
+        <w:tc>
+          <w:tcPr>
+            <w:tcW w:type="dxa" w:w="1872"/>
+          </w:tcPr>
+          <w:p>
+            <w:r/>
+            <w:r>
+              <w:rPr>
+                <w:sz w:val="18"/>
+              </w:rPr>
+              <w:t>46</w:t>
+            </w:r>
+          </w:p>
+        </w:tc>
+      </w:tr>
+      <w:tr>
+        <w:tc>
+          <w:tcPr>
+            <w:tcW w:type="dxa" w:w="1872"/>
+          </w:tcPr>
+          <w:p>
+            <w:r/>
+            <w:r>
+              <w:rPr>
+                <w:sz w:val="18"/>
+              </w:rPr>
+              <w:t>34013007600</w:t>
+            </w:r>
+          </w:p>
+        </w:tc>
+        <w:tc>
+          <w:tcPr>
+            <w:tcW w:type="dxa" w:w="1872"/>
+          </w:tcPr>
+          <w:p>
+            <w:r/>
+            <w:r>
+              <w:rPr>
+                <w:sz w:val="18"/>
+              </w:rPr>
+              <w:t>49%</w:t>
+            </w:r>
+          </w:p>
+        </w:tc>
+        <w:tc>
+          <w:tcPr>
+            <w:tcW w:type="dxa" w:w="1872"/>
+          </w:tcPr>
+          <w:p>
+            <w:r/>
+            <w:r>
+              <w:rPr>
+                <w:sz w:val="18"/>
+              </w:rPr>
+              <w:t>54%</w:t>
+            </w:r>
+          </w:p>
+        </w:tc>
+        <w:tc>
+          <w:tcPr>
+            <w:tcW w:type="dxa" w:w="1872"/>
+          </w:tcPr>
+          <w:p>
+            <w:r/>
+            <w:r>
+              <w:rPr>
+                <w:sz w:val="18"/>
+              </w:rPr>
+              <w:t>53%</w:t>
+            </w:r>
+          </w:p>
+        </w:tc>
+        <w:tc>
+          <w:tcPr>
+            <w:tcW w:type="dxa" w:w="1872"/>
+          </w:tcPr>
+          <w:p>
+            <w:r/>
+            <w:r>
+              <w:rPr>
+                <w:sz w:val="18"/>
+              </w:rPr>
+              <w:t>46</w:t>
             </w:r>
           </w:p>
         </w:tc>
@@ -399,7 +568,7 @@
               <w:rPr>
                 <w:sz w:val="18"/>
               </w:rPr>
-              <w:t>41</w:t>
+              <w:t>43</w:t>
             </w:r>
           </w:p>
         </w:tc>
@@ -415,7 +584,7 @@
               <w:rPr>
                 <w:sz w:val="18"/>
               </w:rPr>
-              <w:t>34013007600</w:t>
+              <w:t>34013006900</w:t>
             </w:r>
           </w:p>
         </w:tc>
@@ -429,7 +598,7 @@
               <w:rPr>
                 <w:sz w:val="18"/>
               </w:rPr>
-              <w:t>49%</w:t>
+              <w:t>45%</w:t>
             </w:r>
           </w:p>
         </w:tc>
@@ -443,79 +612,7 @@
               <w:rPr>
                 <w:sz w:val="18"/>
               </w:rPr>
-              <w:t>54%</w:t>
-            </w:r>
-          </w:p>
-        </w:tc>
-        <w:tc>
-          <w:tcPr>
-            <w:tcW w:type="dxa" w:w="1872"/>
-          </w:tcPr>
-          <w:p>
-            <w:r/>
-            <w:r>
-              <w:rPr>
-                <w:sz w:val="18"/>
-              </w:rPr>
-              <w:t>53%</w:t>
-            </w:r>
-          </w:p>
-        </w:tc>
-        <w:tc>
-          <w:tcPr>
-            <w:tcW w:type="dxa" w:w="1872"/>
-          </w:tcPr>
-          <w:p>
-            <w:r/>
-            <w:r>
-              <w:rPr>
-                <w:sz w:val="18"/>
-              </w:rPr>
-              <w:t>39</w:t>
-            </w:r>
-          </w:p>
-        </w:tc>
-      </w:tr>
-      <w:tr>
-        <w:tc>
-          <w:tcPr>
-            <w:tcW w:type="dxa" w:w="1872"/>
-          </w:tcPr>
-          <w:p>
-            <w:r/>
-            <w:r>
-              <w:rPr>
-                <w:sz w:val="18"/>
-              </w:rPr>
-              <w:t>34013007800</w:t>
-            </w:r>
-          </w:p>
-        </w:tc>
-        <w:tc>
-          <w:tcPr>
-            <w:tcW w:type="dxa" w:w="1872"/>
-          </w:tcPr>
-          <w:p>
-            <w:r/>
-            <w:r>
-              <w:rPr>
-                <w:sz w:val="18"/>
-              </w:rPr>
-              <w:t>57%</w:t>
-            </w:r>
-          </w:p>
-        </w:tc>
-        <w:tc>
-          <w:tcPr>
-            <w:tcW w:type="dxa" w:w="1872"/>
-          </w:tcPr>
-          <w:p>
-            <w:r/>
-            <w:r>
-              <w:rPr>
-                <w:sz w:val="18"/>
-              </w:rPr>
-              <w:t>44%</w:t>
+              <w:t>41%</w:t>
             </w:r>
           </w:p>
         </w:tc>
@@ -543,79 +640,7 @@
               <w:rPr>
                 <w:sz w:val="18"/>
               </w:rPr>
-              <w:t>39</w:t>
-            </w:r>
-          </w:p>
-        </w:tc>
-      </w:tr>
-      <w:tr>
-        <w:tc>
-          <w:tcPr>
-            <w:tcW w:type="dxa" w:w="1872"/>
-          </w:tcPr>
-          <w:p>
-            <w:r/>
-            <w:r>
-              <w:rPr>
-                <w:sz w:val="18"/>
-              </w:rPr>
-              <w:t>34013005400</w:t>
-            </w:r>
-          </w:p>
-        </w:tc>
-        <w:tc>
-          <w:tcPr>
-            <w:tcW w:type="dxa" w:w="1872"/>
-          </w:tcPr>
-          <w:p>
-            <w:r/>
-            <w:r>
-              <w:rPr>
-                <w:sz w:val="18"/>
-              </w:rPr>
-              <w:t>6%</w:t>
-            </w:r>
-          </w:p>
-        </w:tc>
-        <w:tc>
-          <w:tcPr>
-            <w:tcW w:type="dxa" w:w="1872"/>
-          </w:tcPr>
-          <w:p>
-            <w:r/>
-            <w:r>
-              <w:rPr>
-                <w:sz w:val="18"/>
-              </w:rPr>
-              <w:t>83%</w:t>
-            </w:r>
-          </w:p>
-        </w:tc>
-        <w:tc>
-          <w:tcPr>
-            <w:tcW w:type="dxa" w:w="1872"/>
-          </w:tcPr>
-          <w:p>
-            <w:r/>
-            <w:r>
-              <w:rPr>
-                <w:sz w:val="18"/>
-              </w:rPr>
-              <w:t>2%</w:t>
-            </w:r>
-          </w:p>
-        </w:tc>
-        <w:tc>
-          <w:tcPr>
-            <w:tcW w:type="dxa" w:w="1872"/>
-          </w:tcPr>
-          <w:p>
-            <w:r/>
-            <w:r>
-              <w:rPr>
-                <w:sz w:val="18"/>
-              </w:rPr>
-              <w:t>38</w:t>
+              <w:t>43</w:t>
             </w:r>
           </w:p>
         </w:tc>
@@ -664,7 +689,7 @@
         <w:rPr>
           <w:sz w:val="20"/>
         </w:rPr>
-        <w:t xml:space="preserve">Chronic-disease prevalence, prenatal care, and infant mortality (including racial disparity) — </w:t>
+        <w:t xml:space="preserve">Prenatal care, infant mortality (including racial disparity), and neighborhood-level chronic-disease detail — </w:t>
       </w:r>
       <w:r>
         <w:rPr>
@@ -721,7 +746,15 @@
         <w:rPr>
           <w:sz w:val="17"/>
         </w:rPr>
-        <w:t>3. Feeding America. Map the Meal Gap — 2024 county food-insecurity estimates. Retrieved from map.feedingamerica.org. Accessed August 30, 2026.</w:t>
+        <w:t>3. Centers for Disease Control and Prevention. PLACES: Local Data for Better Health, County Data, 2025 release — model-based small-area estimates (crude prevalence) from the Behavioral Risk Factor Surveillance System. Retrieved from cdc.gov/places. Accessed August 30, 2026.</w:t>
+      </w:r>
+    </w:p>
+    <w:p>
+      <w:r>
+        <w:rPr>
+          <w:sz w:val="17"/>
+        </w:rPr>
+        <w:t>4. Feeding America. Map the Meal Gap — 2024 county food-insecurity estimates. Retrieved from map.feedingamerica.org. Accessed August 30, 2026.</w:t>
       </w:r>
     </w:p>
     <w:sectPr>
